--- a/Mechanical_Project_Template/02_Governance_and_Equity/Contribution_Framework.docx
+++ b/Mechanical_Project_Template/02_Governance_and_Equity/Contribution_Framework.docx
@@ -19,8 +19,8 @@
     </w:p>
     <w:p>
       <w:r>
-        <w:pict>
-          <v:rect id="_x0000_i1115" style="width:0;height:1.5pt" o:hralign="center" o:hrstd="t" o:hr="t" fillcolor="#a0a0a0" stroked="f"/>
+        <w:pict w14:anchorId="6C653DDD">
+          <v:rect id="_x0000_i1025" style="width:0;height:1.5pt" o:hralign="center" o:hrstd="t" o:hr="t" fillcolor="#a0a0a0" stroked="f"/>
         </w:pict>
       </w:r>
     </w:p>
@@ -105,8 +105,8 @@
     </w:p>
     <w:p>
       <w:r>
-        <w:pict>
-          <v:rect id="_x0000_i1116" style="width:0;height:1.5pt" o:hralign="center" o:hrstd="t" o:hr="t" fillcolor="#a0a0a0" stroked="f"/>
+        <w:pict w14:anchorId="03033F06">
+          <v:rect id="_x0000_i1026" style="width:0;height:1.5pt" o:hralign="center" o:hrstd="t" o:hr="t" fillcolor="#a0a0a0" stroked="f"/>
         </w:pict>
       </w:r>
     </w:p>
@@ -192,8 +192,8 @@
     </w:p>
     <w:p>
       <w:r>
-        <w:pict>
-          <v:rect id="_x0000_i1117" style="width:0;height:1.5pt" o:hralign="center" o:hrstd="t" o:hr="t" fillcolor="#a0a0a0" stroked="f"/>
+        <w:pict w14:anchorId="2E9586D9">
+          <v:rect id="_x0000_i1027" style="width:0;height:1.5pt" o:hralign="center" o:hrstd="t" o:hr="t" fillcolor="#a0a0a0" stroked="f"/>
         </w:pict>
       </w:r>
     </w:p>
@@ -223,9 +223,143 @@
       </w:r>
     </w:p>
     <w:p>
-      <w:r>
-        <w:pict>
-          <v:rect id="_x0000_i1118" style="width:0;height:1.5pt" o:hralign="center" o:hrstd="t" o:hr="t" fillcolor="#a0a0a0" stroked="f"/>
+      <w:pPr>
+        <w:rPr>
+          <w:b/>
+          <w:bCs/>
+          <w:lang w:val="en-US"/>
+        </w:rPr>
+      </w:pPr>
+      <w:r>
+        <w:rPr>
+          <w:b/>
+          <w:bCs/>
+          <w:lang w:val="en-US"/>
+        </w:rPr>
+        <w:t>3</w:t>
+      </w:r>
+      <w:r>
+        <w:rPr>
+          <w:b/>
+          <w:bCs/>
+          <w:lang w:val="en-US"/>
+        </w:rPr>
+        <w:t>.</w:t>
+      </w:r>
+      <w:r>
+        <w:rPr>
+          <w:b/>
+          <w:bCs/>
+          <w:lang w:val="en-US"/>
+        </w:rPr>
+        <w:t>1</w:t>
+      </w:r>
+      <w:r>
+        <w:rPr>
+          <w:b/>
+          <w:bCs/>
+          <w:lang w:val="en-US"/>
+        </w:rPr>
+        <w:t xml:space="preserve"> Contribution Application</w:t>
+      </w:r>
+    </w:p>
+    <w:p>
+      <w:pPr>
+        <w:rPr>
+          <w:lang w:val="en-US"/>
+        </w:rPr>
+      </w:pPr>
+      <w:r>
+        <w:rPr>
+          <w:lang w:val="en-US"/>
+        </w:rPr>
+        <w:t xml:space="preserve">Contribution scores may influence allocation within the Contributor Pool and can be used by governance to adjust equity within role categories. The framework does not replace the </w:t>
+      </w:r>
+      <w:r>
+        <w:rPr>
+          <w:lang w:val="en-US"/>
+        </w:rPr>
+        <w:lastRenderedPageBreak/>
+        <w:t xml:space="preserve">base weight system for Ideators, Operators and Founders, but may be used to </w:t>
+      </w:r>
+      <w:r>
+        <w:rPr>
+          <w:lang w:val="en-US"/>
+        </w:rPr>
+        <w:t>recognize</w:t>
+      </w:r>
+      <w:r>
+        <w:rPr>
+          <w:lang w:val="en-US"/>
+        </w:rPr>
+        <w:t xml:space="preserve"> outstanding contributions.</w:t>
+      </w:r>
+    </w:p>
+    <w:p>
+      <w:pPr>
+        <w:rPr>
+          <w:b/>
+          <w:bCs/>
+          <w:lang w:val="en-US"/>
+        </w:rPr>
+      </w:pPr>
+      <w:r>
+        <w:rPr>
+          <w:b/>
+          <w:bCs/>
+          <w:lang w:val="en-US"/>
+        </w:rPr>
+        <w:t>3</w:t>
+      </w:r>
+      <w:r>
+        <w:rPr>
+          <w:b/>
+          <w:bCs/>
+          <w:lang w:val="en-US"/>
+        </w:rPr>
+        <w:t>.</w:t>
+      </w:r>
+      <w:r>
+        <w:rPr>
+          <w:b/>
+          <w:bCs/>
+          <w:lang w:val="en-US"/>
+        </w:rPr>
+        <w:t>2</w:t>
+      </w:r>
+      <w:r>
+        <w:rPr>
+          <w:b/>
+          <w:bCs/>
+          <w:lang w:val="en-US"/>
+        </w:rPr>
+        <w:t xml:space="preserve"> Transparency</w:t>
+      </w:r>
+    </w:p>
+    <w:p>
+      <w:pPr>
+        <w:rPr>
+          <w:lang w:val="en-US"/>
+        </w:rPr>
+      </w:pPr>
+      <w:r>
+        <w:rPr>
+          <w:lang w:val="en-US"/>
+        </w:rPr>
+        <w:t>Scoring and allocations are transparent and documented. Participants can review evaluations and appeal discrepancies through governance procedures.</w:t>
+      </w:r>
+    </w:p>
+    <w:p>
+      <w:pPr>
+        <w:rPr>
+          <w:lang w:val="en-US"/>
+        </w:rPr>
+      </w:pPr>
+    </w:p>
+    <w:p>
+      <w:r>
+        <w:pict w14:anchorId="3962F91E">
+          <v:rect id="_x0000_i1028" style="width:0;height:1.5pt" o:hralign="center" o:hrstd="t" o:hr="t" fillcolor="#a0a0a0" stroked="f"/>
         </w:pict>
       </w:r>
     </w:p>
@@ -263,88 +397,275 @@
         </w:numPr>
       </w:pPr>
       <w:r>
+        <w:t>Core architecture design decision: 25 points</w:t>
+      </w:r>
+    </w:p>
+    <w:p>
+      <w:pPr>
+        <w:numPr>
+          <w:ilvl w:val="0"/>
+          <w:numId w:val="3"/>
+        </w:numPr>
+      </w:pPr>
+      <w:r>
+        <w:t>Infrastructure deployment milestone: 20 points</w:t>
+      </w:r>
+    </w:p>
+    <w:p>
+      <w:pPr>
+        <w:numPr>
+          <w:ilvl w:val="0"/>
+          <w:numId w:val="3"/>
+        </w:numPr>
+      </w:pPr>
+      <w:r>
+        <w:t xml:space="preserve">Major </w:t>
+      </w:r>
+      <w:proofErr w:type="gramStart"/>
+      <w:r>
+        <w:t>refactor</w:t>
+      </w:r>
+      <w:proofErr w:type="gramEnd"/>
+      <w:r>
+        <w:t xml:space="preserve"> improving performance/security: 15 points</w:t>
+      </w:r>
+    </w:p>
+    <w:p>
+      <w:pPr>
+        <w:numPr>
+          <w:ilvl w:val="0"/>
+          <w:numId w:val="3"/>
+        </w:numPr>
+      </w:pPr>
+      <w:r>
+        <w:t>Minor feature addition: 8 points</w:t>
+      </w:r>
+    </w:p>
+    <w:p>
+      <w:pPr>
+        <w:numPr>
+          <w:ilvl w:val="0"/>
+          <w:numId w:val="3"/>
+        </w:numPr>
+      </w:pPr>
+      <w:r>
+        <w:t>Critical bug fix: 8 points</w:t>
+      </w:r>
+    </w:p>
+    <w:p>
+      <w:pPr>
+        <w:numPr>
+          <w:ilvl w:val="0"/>
+          <w:numId w:val="3"/>
+        </w:numPr>
+      </w:pPr>
+      <w:r>
+        <w:t>Minor bug fix: 3 points</w:t>
+      </w:r>
+    </w:p>
+    <w:p>
+      <w:pPr>
+        <w:numPr>
+          <w:ilvl w:val="0"/>
+          <w:numId w:val="3"/>
+        </w:numPr>
+      </w:pPr>
+      <w:r>
+        <w:t>Unit/integration test suite expansion: 10 points</w:t>
+      </w:r>
+    </w:p>
+    <w:p>
+      <w:r>
+        <w:pict w14:anchorId="24FBCCEA">
+          <v:rect id="_x0000_i1029" style="width:0;height:1.5pt" o:hralign="center" o:hrstd="t" o:hr="t" fillcolor="#a0a0a0" stroked="f"/>
+        </w:pict>
+      </w:r>
+    </w:p>
+    <w:p>
+      <w:pPr>
+        <w:rPr>
+          <w:b/>
+          <w:bCs/>
+        </w:rPr>
+      </w:pPr>
+      <w:r>
+        <w:rPr>
+          <w:b/>
+          <w:bCs/>
+        </w:rPr>
+        <w:t>B. Mechanical / Robotics Projects</w:t>
+      </w:r>
+    </w:p>
+    <w:p>
+      <w:pPr>
+        <w:numPr>
+          <w:ilvl w:val="0"/>
+          <w:numId w:val="4"/>
+        </w:numPr>
+      </w:pPr>
+      <w:r>
+        <w:t>Prototype milestone completed: 20 points</w:t>
+      </w:r>
+    </w:p>
+    <w:p>
+      <w:pPr>
+        <w:numPr>
+          <w:ilvl w:val="0"/>
+          <w:numId w:val="4"/>
+        </w:numPr>
+      </w:pPr>
+      <w:r>
+        <w:t>CAD system redesign: 15 points</w:t>
+      </w:r>
+    </w:p>
+    <w:p>
+      <w:pPr>
+        <w:numPr>
+          <w:ilvl w:val="0"/>
+          <w:numId w:val="4"/>
+        </w:numPr>
+      </w:pPr>
+      <w:r>
+        <w:t>Successful simulation validation: 15 points</w:t>
+      </w:r>
+    </w:p>
+    <w:p>
+      <w:pPr>
+        <w:numPr>
+          <w:ilvl w:val="0"/>
+          <w:numId w:val="4"/>
+        </w:numPr>
+      </w:pPr>
+      <w:r>
+        <w:t>Field test completion: 15 points</w:t>
+      </w:r>
+    </w:p>
+    <w:p>
+      <w:pPr>
+        <w:numPr>
+          <w:ilvl w:val="0"/>
+          <w:numId w:val="4"/>
+        </w:numPr>
+      </w:pPr>
+      <w:r>
+        <w:t>BOM optimization with cost reduction: 10 points</w:t>
+      </w:r>
+    </w:p>
+    <w:p>
+      <w:pPr>
+        <w:numPr>
+          <w:ilvl w:val="0"/>
+          <w:numId w:val="4"/>
+        </w:numPr>
+      </w:pPr>
+      <w:r>
+        <w:t>Firmware control improvement: 15 points</w:t>
+      </w:r>
+    </w:p>
+    <w:p>
+      <w:pPr>
+        <w:numPr>
+          <w:ilvl w:val="0"/>
+          <w:numId w:val="4"/>
+        </w:numPr>
+      </w:pPr>
+      <w:r>
+        <w:t>Hardware troubleshooting milestone: 10 points</w:t>
+      </w:r>
+    </w:p>
+    <w:p>
+      <w:r>
+        <w:pict w14:anchorId="6AF0FEC1">
+          <v:rect id="_x0000_i1030" style="width:0;height:1.5pt" o:hralign="center" o:hrstd="t" o:hr="t" fillcolor="#a0a0a0" stroked="f"/>
+        </w:pict>
+      </w:r>
+    </w:p>
+    <w:p>
+      <w:pPr>
+        <w:rPr>
+          <w:b/>
+          <w:bCs/>
+        </w:rPr>
+      </w:pPr>
+      <w:r>
+        <w:rPr>
+          <w:b/>
+          <w:bCs/>
+        </w:rPr>
+        <w:t>C. Media / AI Projects</w:t>
+      </w:r>
+    </w:p>
+    <w:p>
+      <w:pPr>
+        <w:numPr>
+          <w:ilvl w:val="0"/>
+          <w:numId w:val="5"/>
+        </w:numPr>
+      </w:pPr>
+      <w:r>
+        <w:t>Script batch production milestone: 10 points</w:t>
+      </w:r>
+    </w:p>
+    <w:p>
+      <w:pPr>
+        <w:numPr>
+          <w:ilvl w:val="0"/>
+          <w:numId w:val="5"/>
+        </w:numPr>
+      </w:pPr>
+      <w:r>
+        <w:t>Character model refinement: 15 points</w:t>
+      </w:r>
+    </w:p>
+    <w:p>
+      <w:pPr>
+        <w:numPr>
+          <w:ilvl w:val="0"/>
+          <w:numId w:val="5"/>
+        </w:numPr>
+      </w:pPr>
+      <w:r>
         <w:lastRenderedPageBreak/>
-        <w:t>Core architecture design decision: 25 points</w:t>
-      </w:r>
-    </w:p>
-    <w:p>
-      <w:pPr>
-        <w:numPr>
-          <w:ilvl w:val="0"/>
-          <w:numId w:val="3"/>
-        </w:numPr>
-      </w:pPr>
-      <w:r>
-        <w:t>Infrastructure deployment milestone: 20 points</w:t>
-      </w:r>
-    </w:p>
-    <w:p>
-      <w:pPr>
-        <w:numPr>
-          <w:ilvl w:val="0"/>
-          <w:numId w:val="3"/>
-        </w:numPr>
-      </w:pPr>
-      <w:r>
-        <w:t xml:space="preserve">Major </w:t>
-      </w:r>
-      <w:proofErr w:type="gramStart"/>
-      <w:r>
-        <w:t>refactor</w:t>
-      </w:r>
-      <w:proofErr w:type="gramEnd"/>
-      <w:r>
-        <w:t xml:space="preserve"> improving performance/security: 15 points</w:t>
-      </w:r>
-    </w:p>
-    <w:p>
-      <w:pPr>
-        <w:numPr>
-          <w:ilvl w:val="0"/>
-          <w:numId w:val="3"/>
-        </w:numPr>
-      </w:pPr>
-      <w:r>
-        <w:t>Minor feature addition: 8 points</w:t>
-      </w:r>
-    </w:p>
-    <w:p>
-      <w:pPr>
-        <w:numPr>
-          <w:ilvl w:val="0"/>
-          <w:numId w:val="3"/>
-        </w:numPr>
-      </w:pPr>
-      <w:r>
-        <w:t>Critical bug fix: 8 points</w:t>
-      </w:r>
-    </w:p>
-    <w:p>
-      <w:pPr>
-        <w:numPr>
-          <w:ilvl w:val="0"/>
-          <w:numId w:val="3"/>
-        </w:numPr>
-      </w:pPr>
-      <w:r>
-        <w:t>Minor bug fix: 3 points</w:t>
-      </w:r>
-    </w:p>
-    <w:p>
-      <w:pPr>
-        <w:numPr>
-          <w:ilvl w:val="0"/>
-          <w:numId w:val="3"/>
-        </w:numPr>
-      </w:pPr>
-      <w:r>
-        <w:t>Unit/integration test suite expansion: 10 points</w:t>
-      </w:r>
-    </w:p>
-    <w:p>
-      <w:r>
-        <w:pict>
-          <v:rect id="_x0000_i1119" style="width:0;height:1.5pt" o:hralign="center" o:hrstd="t" o:hr="t" fillcolor="#a0a0a0" stroked="f"/>
+        <w:t>Automation pipeline integration: 20 points</w:t>
+      </w:r>
+    </w:p>
+    <w:p>
+      <w:pPr>
+        <w:numPr>
+          <w:ilvl w:val="0"/>
+          <w:numId w:val="5"/>
+        </w:numPr>
+      </w:pPr>
+      <w:r>
+        <w:t>Platform growth strategy implemented: 15 points</w:t>
+      </w:r>
+    </w:p>
+    <w:p>
+      <w:pPr>
+        <w:numPr>
+          <w:ilvl w:val="0"/>
+          <w:numId w:val="5"/>
+        </w:numPr>
+      </w:pPr>
+      <w:r>
+        <w:t>Revenue-generating content published: 20 points</w:t>
+      </w:r>
+    </w:p>
+    <w:p>
+      <w:pPr>
+        <w:numPr>
+          <w:ilvl w:val="0"/>
+          <w:numId w:val="5"/>
+        </w:numPr>
+      </w:pPr>
+      <w:r>
+        <w:t>Sponsorship secured: 30 points</w:t>
+      </w:r>
+    </w:p>
+    <w:p>
+      <w:r>
+        <w:pict w14:anchorId="3A6A1279">
+          <v:rect id="_x0000_i1031" style="width:0;height:1.5pt" o:hralign="center" o:hrstd="t" o:hr="t" fillcolor="#a0a0a0" stroked="f"/>
         </w:pict>
       </w:r>
     </w:p>
@@ -360,90 +681,68 @@
           <w:b/>
           <w:bCs/>
         </w:rPr>
-        <w:t>B. Mechanical / Robotics Projects</w:t>
-      </w:r>
-    </w:p>
-    <w:p>
-      <w:pPr>
-        <w:numPr>
-          <w:ilvl w:val="0"/>
-          <w:numId w:val="4"/>
-        </w:numPr>
-      </w:pPr>
-      <w:r>
-        <w:t>Prototype milestone completed: 20 points</w:t>
-      </w:r>
-    </w:p>
-    <w:p>
-      <w:pPr>
-        <w:numPr>
-          <w:ilvl w:val="0"/>
-          <w:numId w:val="4"/>
-        </w:numPr>
-      </w:pPr>
-      <w:r>
-        <w:t>CAD system redesign: 15 points</w:t>
-      </w:r>
-    </w:p>
-    <w:p>
-      <w:pPr>
-        <w:numPr>
-          <w:ilvl w:val="0"/>
-          <w:numId w:val="4"/>
-        </w:numPr>
-      </w:pPr>
-      <w:r>
-        <w:t>Successful simulation validation: 15 points</w:t>
-      </w:r>
-    </w:p>
-    <w:p>
-      <w:pPr>
-        <w:numPr>
-          <w:ilvl w:val="0"/>
-          <w:numId w:val="4"/>
-        </w:numPr>
-      </w:pPr>
-      <w:r>
-        <w:t>Field test completion: 15 points</w:t>
-      </w:r>
-    </w:p>
-    <w:p>
-      <w:pPr>
-        <w:numPr>
-          <w:ilvl w:val="0"/>
-          <w:numId w:val="4"/>
-        </w:numPr>
-      </w:pPr>
-      <w:r>
-        <w:t>BOM optimization with cost reduction: 10 points</w:t>
-      </w:r>
-    </w:p>
-    <w:p>
-      <w:pPr>
-        <w:numPr>
-          <w:ilvl w:val="0"/>
-          <w:numId w:val="4"/>
-        </w:numPr>
-      </w:pPr>
-      <w:r>
-        <w:t>Firmware control improvement: 15 points</w:t>
-      </w:r>
-    </w:p>
-    <w:p>
-      <w:pPr>
-        <w:numPr>
-          <w:ilvl w:val="0"/>
-          <w:numId w:val="4"/>
-        </w:numPr>
-      </w:pPr>
-      <w:r>
-        <w:t>Hardware troubleshooting milestone: 10 points</w:t>
-      </w:r>
-    </w:p>
-    <w:p>
-      <w:r>
-        <w:pict>
-          <v:rect id="_x0000_i1120" style="width:0;height:1.5pt" o:hralign="center" o:hrstd="t" o:hr="t" fillcolor="#a0a0a0" stroked="f"/>
+        <w:t>D. Business &amp; Strategic Impact (All Projects)</w:t>
+      </w:r>
+    </w:p>
+    <w:p>
+      <w:pPr>
+        <w:numPr>
+          <w:ilvl w:val="0"/>
+          <w:numId w:val="6"/>
+        </w:numPr>
+      </w:pPr>
+      <w:r>
+        <w:t>Revenue generation initiative executed: 20 points</w:t>
+      </w:r>
+    </w:p>
+    <w:p>
+      <w:pPr>
+        <w:numPr>
+          <w:ilvl w:val="0"/>
+          <w:numId w:val="6"/>
+        </w:numPr>
+      </w:pPr>
+      <w:r>
+        <w:t>Investor introduction leading to formal meeting: 25 points</w:t>
+      </w:r>
+    </w:p>
+    <w:p>
+      <w:pPr>
+        <w:numPr>
+          <w:ilvl w:val="0"/>
+          <w:numId w:val="6"/>
+        </w:numPr>
+      </w:pPr>
+      <w:r>
+        <w:t>Strategic partnership secured: 30 points</w:t>
+      </w:r>
+    </w:p>
+    <w:p>
+      <w:pPr>
+        <w:numPr>
+          <w:ilvl w:val="0"/>
+          <w:numId w:val="6"/>
+        </w:numPr>
+      </w:pPr>
+      <w:r>
+        <w:t>Grant secured: 30 points</w:t>
+      </w:r>
+    </w:p>
+    <w:p>
+      <w:pPr>
+        <w:numPr>
+          <w:ilvl w:val="0"/>
+          <w:numId w:val="6"/>
+        </w:numPr>
+      </w:pPr>
+      <w:r>
+        <w:t>Regulatory compliance milestone: 20 points</w:t>
+      </w:r>
+    </w:p>
+    <w:p>
+      <w:r>
+        <w:pict w14:anchorId="12537637">
+          <v:rect id="_x0000_i1032" style="width:0;height:1.5pt" o:hralign="center" o:hrstd="t" o:hr="t" fillcolor="#a0a0a0" stroked="f"/>
         </w:pict>
       </w:r>
     </w:p>
@@ -459,79 +758,65 @@
           <w:b/>
           <w:bCs/>
         </w:rPr>
-        <w:t>C. Media / AI Projects</w:t>
-      </w:r>
-    </w:p>
-    <w:p>
-      <w:pPr>
-        <w:numPr>
-          <w:ilvl w:val="0"/>
-          <w:numId w:val="5"/>
-        </w:numPr>
-      </w:pPr>
-      <w:r>
-        <w:t>Script batch production milestone: 10 points</w:t>
-      </w:r>
-    </w:p>
-    <w:p>
-      <w:pPr>
-        <w:numPr>
-          <w:ilvl w:val="0"/>
-          <w:numId w:val="5"/>
-        </w:numPr>
-      </w:pPr>
-      <w:r>
-        <w:t>Character model refinement: 15 points</w:t>
-      </w:r>
-    </w:p>
-    <w:p>
-      <w:pPr>
-        <w:numPr>
-          <w:ilvl w:val="0"/>
-          <w:numId w:val="5"/>
-        </w:numPr>
-      </w:pPr>
-      <w:r>
-        <w:t>Automation pipeline integration: 20 points</w:t>
-      </w:r>
-    </w:p>
-    <w:p>
-      <w:pPr>
-        <w:numPr>
-          <w:ilvl w:val="0"/>
-          <w:numId w:val="5"/>
-        </w:numPr>
-      </w:pPr>
-      <w:r>
-        <w:t>Platform growth strategy implemented: 15 points</w:t>
-      </w:r>
-    </w:p>
-    <w:p>
-      <w:pPr>
-        <w:numPr>
-          <w:ilvl w:val="0"/>
-          <w:numId w:val="5"/>
-        </w:numPr>
-      </w:pPr>
-      <w:r>
-        <w:t>Revenue-generating content published: 20 points</w:t>
-      </w:r>
-    </w:p>
-    <w:p>
-      <w:pPr>
-        <w:numPr>
-          <w:ilvl w:val="0"/>
-          <w:numId w:val="5"/>
-        </w:numPr>
-      </w:pPr>
-      <w:r>
-        <w:t>Sponsorship secured: 30 points</w:t>
-      </w:r>
-    </w:p>
-    <w:p>
-      <w:r>
-        <w:pict>
-          <v:rect id="_x0000_i1121" style="width:0;height:1.5pt" o:hralign="center" o:hrstd="t" o:hr="t" fillcolor="#a0a0a0" stroked="f"/>
+        <w:t>E. Governance &amp; Planning</w:t>
+      </w:r>
+    </w:p>
+    <w:p>
+      <w:pPr>
+        <w:numPr>
+          <w:ilvl w:val="0"/>
+          <w:numId w:val="7"/>
+        </w:numPr>
+      </w:pPr>
+      <w:r>
+        <w:t>Sprint leadership cycle: 10 points</w:t>
+      </w:r>
+    </w:p>
+    <w:p>
+      <w:pPr>
+        <w:numPr>
+          <w:ilvl w:val="0"/>
+          <w:numId w:val="7"/>
+        </w:numPr>
+      </w:pPr>
+      <w:r>
+        <w:t>Risk mitigation planning: 8 points</w:t>
+      </w:r>
+    </w:p>
+    <w:p>
+      <w:pPr>
+        <w:numPr>
+          <w:ilvl w:val="0"/>
+          <w:numId w:val="7"/>
+        </w:numPr>
+      </w:pPr>
+      <w:r>
+        <w:t>Governance documentation improvement: 5 points</w:t>
+      </w:r>
+    </w:p>
+    <w:p>
+      <w:pPr>
+        <w:numPr>
+          <w:ilvl w:val="0"/>
+          <w:numId w:val="7"/>
+        </w:numPr>
+      </w:pPr>
+      <w:r>
+        <w:t xml:space="preserve">Financial </w:t>
+      </w:r>
+      <w:proofErr w:type="spellStart"/>
+      <w:r>
+        <w:t>modeling</w:t>
+      </w:r>
+      <w:proofErr w:type="spellEnd"/>
+      <w:r>
+        <w:t xml:space="preserve"> update: 10 points</w:t>
+      </w:r>
+    </w:p>
+    <w:p>
+      <w:r>
+        <w:pict w14:anchorId="26EACFAF">
+          <v:rect id="_x0000_i1033" style="width:0;height:1.5pt" o:hralign="center" o:hrstd="t" o:hr="t" fillcolor="#a0a0a0" stroked="f"/>
         </w:pict>
       </w:r>
     </w:p>
@@ -547,69 +832,141 @@
           <w:b/>
           <w:bCs/>
         </w:rPr>
-        <w:t>D. Business &amp; Strategic Impact (All Projects)</w:t>
-      </w:r>
-    </w:p>
-    <w:p>
-      <w:pPr>
-        <w:numPr>
-          <w:ilvl w:val="0"/>
-          <w:numId w:val="6"/>
-        </w:numPr>
-      </w:pPr>
-      <w:r>
-        <w:t>Revenue generation initiative executed: 20 points</w:t>
-      </w:r>
-    </w:p>
-    <w:p>
-      <w:pPr>
-        <w:numPr>
-          <w:ilvl w:val="0"/>
-          <w:numId w:val="6"/>
-        </w:numPr>
-      </w:pPr>
-      <w:r>
-        <w:t>Investor introduction leading to formal meeting: 25 points</w:t>
-      </w:r>
-    </w:p>
-    <w:p>
-      <w:pPr>
-        <w:numPr>
-          <w:ilvl w:val="0"/>
-          <w:numId w:val="6"/>
+        <w:t>4. Meaningful Contribution Threshold</w:t>
+      </w:r>
+    </w:p>
+    <w:p>
+      <w:r>
+        <w:t>Minimum activity per quarter:</w:t>
+      </w:r>
+    </w:p>
+    <w:p>
+      <w:r>
+        <w:rPr>
+          <w:b/>
+          <w:bCs/>
+        </w:rPr>
+        <w:t>15 points = Active</w:t>
+      </w:r>
+    </w:p>
+    <w:p>
+      <w:r>
+        <w:t>5–14 points = Limited Activity</w:t>
+      </w:r>
+    </w:p>
+    <w:p>
+      <w:r>
+        <w:t>Below 5 points = Inactive Quarter</w:t>
+      </w:r>
+    </w:p>
+    <w:p>
+      <w:r>
+        <w:t>This aligns with Inactivity Rules.</w:t>
+      </w:r>
+    </w:p>
+    <w:p>
+      <w:r>
+        <w:pict w14:anchorId="192E2CCA">
+          <v:rect id="_x0000_i1034" style="width:0;height:1.5pt" o:hralign="center" o:hrstd="t" o:hr="t" fillcolor="#a0a0a0" stroked="f"/>
+        </w:pict>
+      </w:r>
+    </w:p>
+    <w:p>
+      <w:pPr>
+        <w:rPr>
+          <w:b/>
+          <w:bCs/>
+        </w:rPr>
+      </w:pPr>
+      <w:r>
+        <w:rPr>
+          <w:b/>
+          <w:bCs/>
+        </w:rPr>
+        <w:t>5. Anti-Gaming Safeguards</w:t>
+      </w:r>
+    </w:p>
+    <w:p>
+      <w:r>
+        <w:t>To prevent low-quality inflation:</w:t>
+      </w:r>
+    </w:p>
+    <w:p>
+      <w:pPr>
+        <w:numPr>
+          <w:ilvl w:val="0"/>
+          <w:numId w:val="8"/>
+        </w:numPr>
+      </w:pPr>
+      <w:r>
+        <w:t>Duplicate work does not count.</w:t>
+      </w:r>
+    </w:p>
+    <w:p>
+      <w:pPr>
+        <w:numPr>
+          <w:ilvl w:val="0"/>
+          <w:numId w:val="8"/>
         </w:numPr>
       </w:pPr>
       <w:r>
         <w:lastRenderedPageBreak/>
-        <w:t>Strategic partnership secured: 30 points</w:t>
-      </w:r>
-    </w:p>
-    <w:p>
-      <w:pPr>
-        <w:numPr>
-          <w:ilvl w:val="0"/>
-          <w:numId w:val="6"/>
-        </w:numPr>
-      </w:pPr>
-      <w:r>
-        <w:t>Grant secured: 30 points</w:t>
-      </w:r>
-    </w:p>
-    <w:p>
-      <w:pPr>
-        <w:numPr>
-          <w:ilvl w:val="0"/>
-          <w:numId w:val="6"/>
-        </w:numPr>
-      </w:pPr>
-      <w:r>
-        <w:t>Regulatory compliance milestone: 20 points</w:t>
-      </w:r>
-    </w:p>
-    <w:p>
-      <w:r>
-        <w:pict>
-          <v:rect id="_x0000_i1122" style="width:0;height:1.5pt" o:hralign="center" o:hrstd="t" o:hr="t" fillcolor="#a0a0a0" stroked="f"/>
+        <w:t>Commit count alone does not determine points.</w:t>
+      </w:r>
+    </w:p>
+    <w:p>
+      <w:pPr>
+        <w:numPr>
+          <w:ilvl w:val="0"/>
+          <w:numId w:val="8"/>
+        </w:numPr>
+      </w:pPr>
+      <w:r>
+        <w:t>Minor bug fixes capped at 15 points per quarter.</w:t>
+      </w:r>
+    </w:p>
+    <w:p>
+      <w:pPr>
+        <w:numPr>
+          <w:ilvl w:val="0"/>
+          <w:numId w:val="8"/>
+        </w:numPr>
+      </w:pPr>
+      <w:r>
+        <w:t>Documentation capped at 15 points per quarter.</w:t>
+      </w:r>
+    </w:p>
+    <w:p>
+      <w:pPr>
+        <w:numPr>
+          <w:ilvl w:val="0"/>
+          <w:numId w:val="8"/>
+        </w:numPr>
+      </w:pPr>
+      <w:r>
+        <w:t>High-value claims require brief evidence summary.</w:t>
+      </w:r>
+    </w:p>
+    <w:p>
+      <w:pPr>
+        <w:numPr>
+          <w:ilvl w:val="0"/>
+          <w:numId w:val="8"/>
+        </w:numPr>
+      </w:pPr>
+      <w:r>
+        <w:t>Governance review validates scoring disputes.</w:t>
+      </w:r>
+    </w:p>
+    <w:p>
+      <w:r>
+        <w:t>Quality &gt; quantity.</w:t>
+      </w:r>
+    </w:p>
+    <w:p>
+      <w:r>
+        <w:pict w14:anchorId="1B790E69">
+          <v:rect id="_x0000_i1035" style="width:0;height:1.5pt" o:hralign="center" o:hrstd="t" o:hr="t" fillcolor="#a0a0a0" stroked="f"/>
         </w:pict>
       </w:r>
     </w:p>
@@ -625,65 +982,89 @@
           <w:b/>
           <w:bCs/>
         </w:rPr>
-        <w:t>E. Governance &amp; Planning</w:t>
-      </w:r>
-    </w:p>
-    <w:p>
-      <w:pPr>
-        <w:numPr>
-          <w:ilvl w:val="0"/>
-          <w:numId w:val="7"/>
-        </w:numPr>
-      </w:pPr>
-      <w:r>
-        <w:t>Sprint leadership cycle: 10 points</w:t>
-      </w:r>
-    </w:p>
-    <w:p>
-      <w:pPr>
-        <w:numPr>
-          <w:ilvl w:val="0"/>
-          <w:numId w:val="7"/>
-        </w:numPr>
-      </w:pPr>
-      <w:r>
-        <w:t>Risk mitigation planning: 8 points</w:t>
-      </w:r>
-    </w:p>
-    <w:p>
-      <w:pPr>
-        <w:numPr>
-          <w:ilvl w:val="0"/>
-          <w:numId w:val="7"/>
-        </w:numPr>
-      </w:pPr>
-      <w:r>
-        <w:t>Governance documentation improvement: 5 points</w:t>
-      </w:r>
-    </w:p>
-    <w:p>
-      <w:pPr>
-        <w:numPr>
-          <w:ilvl w:val="0"/>
-          <w:numId w:val="7"/>
-        </w:numPr>
-      </w:pPr>
-      <w:r>
-        <w:t xml:space="preserve">Financial </w:t>
-      </w:r>
-      <w:proofErr w:type="spellStart"/>
-      <w:r>
-        <w:t>modeling</w:t>
-      </w:r>
-      <w:proofErr w:type="spellEnd"/>
-      <w:r>
-        <w:t xml:space="preserve"> update: 10 points</w:t>
-      </w:r>
-    </w:p>
-    <w:p>
-      <w:r>
-        <w:pict>
-          <v:rect id="_x0000_i1123" style="width:0;height:1.5pt" o:hralign="center" o:hrstd="t" o:hr="t" fillcolor="#a0a0a0" stroked="f"/>
+        <w:t>6. Quarterly Review Process</w:t>
+      </w:r>
+    </w:p>
+    <w:p>
+      <w:r>
+        <w:t>At end of each quarter:</w:t>
+      </w:r>
+    </w:p>
+    <w:p>
+      <w:pPr>
+        <w:numPr>
+          <w:ilvl w:val="0"/>
+          <w:numId w:val="9"/>
+        </w:numPr>
+      </w:pPr>
+      <w:r>
+        <w:t>Contributors submit contribution summary.</w:t>
+      </w:r>
+    </w:p>
+    <w:p>
+      <w:pPr>
+        <w:numPr>
+          <w:ilvl w:val="0"/>
+          <w:numId w:val="9"/>
+        </w:numPr>
+      </w:pPr>
+      <w:r>
+        <w:t>Evidence documented (PR links, milestones, files, outcomes).</w:t>
+      </w:r>
+    </w:p>
+    <w:p>
+      <w:pPr>
+        <w:numPr>
+          <w:ilvl w:val="0"/>
+          <w:numId w:val="9"/>
+        </w:numPr>
+      </w:pPr>
+      <w:r>
+        <w:t>Governance meeting reviews and confirms scores.</w:t>
+      </w:r>
+    </w:p>
+    <w:p>
+      <w:pPr>
+        <w:numPr>
+          <w:ilvl w:val="0"/>
+          <w:numId w:val="9"/>
+        </w:numPr>
+      </w:pPr>
+      <w:r>
+        <w:t>Scores recorded in Governance log.</w:t>
+      </w:r>
+    </w:p>
+    <w:p>
+      <w:pPr>
+        <w:numPr>
+          <w:ilvl w:val="0"/>
+          <w:numId w:val="9"/>
+        </w:numPr>
+      </w:pPr>
+      <w:r>
+        <w:t>Activity classification determined.</w:t>
+      </w:r>
+    </w:p>
+    <w:p>
+      <w:pPr>
+        <w:numPr>
+          <w:ilvl w:val="0"/>
+          <w:numId w:val="9"/>
+        </w:numPr>
+      </w:pPr>
+      <w:r>
+        <w:t>Performance tier determined.</w:t>
+      </w:r>
+    </w:p>
+    <w:p>
+      <w:r>
+        <w:t>Transparency prevents resentment.</w:t>
+      </w:r>
+    </w:p>
+    <w:p>
+      <w:r>
+        <w:pict w14:anchorId="0E2AA17F">
+          <v:rect id="_x0000_i1036" style="width:0;height:1.5pt" o:hralign="center" o:hrstd="t" o:hr="t" fillcolor="#a0a0a0" stroked="f"/>
         </w:pict>
       </w:r>
     </w:p>
@@ -699,42 +1080,94 @@
           <w:b/>
           <w:bCs/>
         </w:rPr>
-        <w:t>4. Meaningful Contribution Threshold</w:t>
-      </w:r>
-    </w:p>
-    <w:p>
-      <w:r>
-        <w:t>Minimum activity per quarter:</w:t>
-      </w:r>
-    </w:p>
-    <w:p>
-      <w:r>
-        <w:rPr>
-          <w:b/>
-          <w:bCs/>
-        </w:rPr>
-        <w:t>15 points = Active</w:t>
-      </w:r>
-    </w:p>
-    <w:p>
-      <w:r>
-        <w:t>5–14 points = Limited Activity</w:t>
-      </w:r>
-    </w:p>
-    <w:p>
-      <w:r>
-        <w:t>Below 5 points = Inactive Quarter</w:t>
-      </w:r>
-    </w:p>
-    <w:p>
-      <w:r>
-        <w:t>This aligns with Inactivity Rules.</w:t>
-      </w:r>
-    </w:p>
-    <w:p>
-      <w:r>
-        <w:pict>
-          <v:rect id="_x0000_i1124" style="width:0;height:1.5pt" o:hralign="center" o:hrstd="t" o:hr="t" fillcolor="#a0a0a0" stroked="f"/>
+        <w:t>7. Performance Tiers</w:t>
+      </w:r>
+    </w:p>
+    <w:p>
+      <w:r>
+        <w:t>After scoring:</w:t>
+      </w:r>
+    </w:p>
+    <w:p>
+      <w:pPr>
+        <w:rPr>
+          <w:b/>
+          <w:bCs/>
+        </w:rPr>
+      </w:pPr>
+      <w:r>
+        <w:rPr>
+          <w:b/>
+          <w:bCs/>
+        </w:rPr>
+        <w:t>Top 25% of Contributors</w:t>
+      </w:r>
+    </w:p>
+    <w:p>
+      <w:r>
+        <w:t>Eligible for:</w:t>
+      </w:r>
+    </w:p>
+    <w:p>
+      <w:pPr>
+        <w:numPr>
+          <w:ilvl w:val="0"/>
+          <w:numId w:val="10"/>
+        </w:numPr>
+      </w:pPr>
+      <w:r>
+        <w:t>Performance Acceleration (see separate document)</w:t>
+      </w:r>
+    </w:p>
+    <w:p>
+      <w:pPr>
+        <w:rPr>
+          <w:b/>
+          <w:bCs/>
+        </w:rPr>
+      </w:pPr>
+      <w:r>
+        <w:rPr>
+          <w:b/>
+          <w:bCs/>
+        </w:rPr>
+        <w:t>Middle 50%</w:t>
+      </w:r>
+    </w:p>
+    <w:p>
+      <w:r>
+        <w:t>Standard vesting progression</w:t>
+      </w:r>
+    </w:p>
+    <w:p>
+      <w:pPr>
+        <w:rPr>
+          <w:b/>
+          <w:bCs/>
+        </w:rPr>
+      </w:pPr>
+      <w:r>
+        <w:rPr>
+          <w:b/>
+          <w:bCs/>
+        </w:rPr>
+        <w:t>Bottom 25% (but Active)</w:t>
+      </w:r>
+    </w:p>
+    <w:p>
+      <w:r>
+        <w:t>No penalty, no bonus</w:t>
+      </w:r>
+    </w:p>
+    <w:p>
+      <w:r>
+        <w:t>Only inactivity triggers vesting pause.</w:t>
+      </w:r>
+    </w:p>
+    <w:p>
+      <w:r>
+        <w:pict w14:anchorId="14824654">
+          <v:rect id="_x0000_i1037" style="width:0;height:1.5pt" o:hralign="center" o:hrstd="t" o:hr="t" fillcolor="#a0a0a0" stroked="f"/>
         </w:pict>
       </w:r>
     </w:p>
@@ -750,89 +1183,95 @@
           <w:b/>
           <w:bCs/>
         </w:rPr>
-        <w:t>5. Anti-Gaming Safeguards</w:t>
-      </w:r>
-    </w:p>
-    <w:p>
-      <w:r>
-        <w:t>To prevent low-quality inflation:</w:t>
-      </w:r>
-    </w:p>
-    <w:p>
-      <w:pPr>
-        <w:numPr>
-          <w:ilvl w:val="0"/>
-          <w:numId w:val="8"/>
-        </w:numPr>
-      </w:pPr>
-      <w:r>
-        <w:t>Duplicate work does not count.</w:t>
-      </w:r>
-    </w:p>
-    <w:p>
-      <w:pPr>
-        <w:numPr>
-          <w:ilvl w:val="0"/>
-          <w:numId w:val="8"/>
-        </w:numPr>
-      </w:pPr>
-      <w:r>
-        <w:t>Commit count alone does not determine points.</w:t>
-      </w:r>
-    </w:p>
-    <w:p>
-      <w:pPr>
-        <w:numPr>
-          <w:ilvl w:val="0"/>
-          <w:numId w:val="8"/>
-        </w:numPr>
-      </w:pPr>
-      <w:r>
-        <w:t>Minor bug fixes capped at 15 points per quarter.</w:t>
-      </w:r>
-    </w:p>
-    <w:p>
-      <w:pPr>
-        <w:numPr>
-          <w:ilvl w:val="0"/>
-          <w:numId w:val="8"/>
-        </w:numPr>
-      </w:pPr>
-      <w:r>
-        <w:t>Documentation capped at 15 points per quarter.</w:t>
-      </w:r>
-    </w:p>
-    <w:p>
-      <w:pPr>
-        <w:numPr>
-          <w:ilvl w:val="0"/>
-          <w:numId w:val="8"/>
-        </w:numPr>
-      </w:pPr>
-      <w:r>
-        <w:t>High-value claims require brief evidence summary.</w:t>
-      </w:r>
-    </w:p>
-    <w:p>
-      <w:pPr>
-        <w:numPr>
-          <w:ilvl w:val="0"/>
-          <w:numId w:val="8"/>
-        </w:numPr>
-      </w:pPr>
-      <w:r>
-        <w:t>Governance review validates scoring disputes.</w:t>
-      </w:r>
-    </w:p>
-    <w:p>
-      <w:r>
-        <w:t>Quality &gt; quantity.</w:t>
-      </w:r>
-    </w:p>
-    <w:p>
-      <w:r>
-        <w:pict>
-          <v:rect id="_x0000_i1125" style="width:0;height:1.5pt" o:hralign="center" o:hrstd="t" o:hr="t" fillcolor="#a0a0a0" stroked="f"/>
+        <w:lastRenderedPageBreak/>
+        <w:t>8. Contribution Balance Philosophy</w:t>
+      </w:r>
+    </w:p>
+    <w:p>
+      <w:r>
+        <w:t>This system recognizes:</w:t>
+      </w:r>
+    </w:p>
+    <w:p>
+      <w:pPr>
+        <w:numPr>
+          <w:ilvl w:val="0"/>
+          <w:numId w:val="11"/>
+        </w:numPr>
+      </w:pPr>
+      <w:r>
+        <w:t>Builders</w:t>
+      </w:r>
+    </w:p>
+    <w:p>
+      <w:pPr>
+        <w:numPr>
+          <w:ilvl w:val="0"/>
+          <w:numId w:val="11"/>
+        </w:numPr>
+      </w:pPr>
+      <w:r>
+        <w:t>Thinkers</w:t>
+      </w:r>
+    </w:p>
+    <w:p>
+      <w:pPr>
+        <w:numPr>
+          <w:ilvl w:val="0"/>
+          <w:numId w:val="11"/>
+        </w:numPr>
+      </w:pPr>
+      <w:r>
+        <w:t>Strategists</w:t>
+      </w:r>
+    </w:p>
+    <w:p>
+      <w:pPr>
+        <w:numPr>
+          <w:ilvl w:val="0"/>
+          <w:numId w:val="11"/>
+        </w:numPr>
+      </w:pPr>
+      <w:r>
+        <w:t>Revenue drivers</w:t>
+      </w:r>
+    </w:p>
+    <w:p>
+      <w:pPr>
+        <w:numPr>
+          <w:ilvl w:val="0"/>
+          <w:numId w:val="11"/>
+        </w:numPr>
+      </w:pPr>
+      <w:r>
+        <w:t>Hardware engineers</w:t>
+      </w:r>
+    </w:p>
+    <w:p>
+      <w:pPr>
+        <w:numPr>
+          <w:ilvl w:val="0"/>
+          <w:numId w:val="11"/>
+        </w:numPr>
+      </w:pPr>
+      <w:r>
+        <w:t>Creative producers</w:t>
+      </w:r>
+    </w:p>
+    <w:p>
+      <w:r>
+        <w:t>Different roles can earn similar points.</w:t>
+      </w:r>
+    </w:p>
+    <w:p>
+      <w:r>
+        <w:t>Engineering dominance does not override business impact.</w:t>
+      </w:r>
+    </w:p>
+    <w:p>
+      <w:r>
+        <w:pict w14:anchorId="64D0B90A">
+          <v:rect id="_x0000_i1038" style="width:0;height:1.5pt" o:hralign="center" o:hrstd="t" o:hr="t" fillcolor="#a0a0a0" stroked="f"/>
         </w:pict>
       </w:r>
     </w:p>
@@ -848,312 +1287,6 @@
           <w:b/>
           <w:bCs/>
         </w:rPr>
-        <w:t>6. Quarterly Review Process</w:t>
-      </w:r>
-    </w:p>
-    <w:p>
-      <w:r>
-        <w:lastRenderedPageBreak/>
-        <w:t>At end of each quarter:</w:t>
-      </w:r>
-    </w:p>
-    <w:p>
-      <w:pPr>
-        <w:numPr>
-          <w:ilvl w:val="0"/>
-          <w:numId w:val="9"/>
-        </w:numPr>
-      </w:pPr>
-      <w:r>
-        <w:t>Contributors submit contribution summary.</w:t>
-      </w:r>
-    </w:p>
-    <w:p>
-      <w:pPr>
-        <w:numPr>
-          <w:ilvl w:val="0"/>
-          <w:numId w:val="9"/>
-        </w:numPr>
-      </w:pPr>
-      <w:r>
-        <w:t>Evidence documented (PR links, milestones, files, outcomes).</w:t>
-      </w:r>
-    </w:p>
-    <w:p>
-      <w:pPr>
-        <w:numPr>
-          <w:ilvl w:val="0"/>
-          <w:numId w:val="9"/>
-        </w:numPr>
-      </w:pPr>
-      <w:r>
-        <w:t>Governance meeting reviews and confirms scores.</w:t>
-      </w:r>
-    </w:p>
-    <w:p>
-      <w:pPr>
-        <w:numPr>
-          <w:ilvl w:val="0"/>
-          <w:numId w:val="9"/>
-        </w:numPr>
-      </w:pPr>
-      <w:r>
-        <w:t>Scores recorded in Governance log.</w:t>
-      </w:r>
-    </w:p>
-    <w:p>
-      <w:pPr>
-        <w:numPr>
-          <w:ilvl w:val="0"/>
-          <w:numId w:val="9"/>
-        </w:numPr>
-      </w:pPr>
-      <w:r>
-        <w:t>Activity classification determined.</w:t>
-      </w:r>
-    </w:p>
-    <w:p>
-      <w:pPr>
-        <w:numPr>
-          <w:ilvl w:val="0"/>
-          <w:numId w:val="9"/>
-        </w:numPr>
-      </w:pPr>
-      <w:r>
-        <w:t>Performance tier determined.</w:t>
-      </w:r>
-    </w:p>
-    <w:p>
-      <w:r>
-        <w:t>Transparency prevents resentment.</w:t>
-      </w:r>
-    </w:p>
-    <w:p>
-      <w:r>
-        <w:pict>
-          <v:rect id="_x0000_i1126" style="width:0;height:1.5pt" o:hralign="center" o:hrstd="t" o:hr="t" fillcolor="#a0a0a0" stroked="f"/>
-        </w:pict>
-      </w:r>
-    </w:p>
-    <w:p>
-      <w:pPr>
-        <w:rPr>
-          <w:b/>
-          <w:bCs/>
-        </w:rPr>
-      </w:pPr>
-      <w:r>
-        <w:rPr>
-          <w:b/>
-          <w:bCs/>
-        </w:rPr>
-        <w:t>7. Performance Tiers</w:t>
-      </w:r>
-    </w:p>
-    <w:p>
-      <w:r>
-        <w:t>After scoring:</w:t>
-      </w:r>
-    </w:p>
-    <w:p>
-      <w:pPr>
-        <w:rPr>
-          <w:b/>
-          <w:bCs/>
-        </w:rPr>
-      </w:pPr>
-      <w:r>
-        <w:rPr>
-          <w:b/>
-          <w:bCs/>
-        </w:rPr>
-        <w:t>Top 25% of Contributors</w:t>
-      </w:r>
-    </w:p>
-    <w:p>
-      <w:r>
-        <w:t>Eligible for:</w:t>
-      </w:r>
-    </w:p>
-    <w:p>
-      <w:pPr>
-        <w:numPr>
-          <w:ilvl w:val="0"/>
-          <w:numId w:val="10"/>
-        </w:numPr>
-      </w:pPr>
-      <w:r>
-        <w:t>Performance Acceleration (see separate document)</w:t>
-      </w:r>
-    </w:p>
-    <w:p>
-      <w:pPr>
-        <w:rPr>
-          <w:b/>
-          <w:bCs/>
-        </w:rPr>
-      </w:pPr>
-      <w:r>
-        <w:rPr>
-          <w:b/>
-          <w:bCs/>
-        </w:rPr>
-        <w:t>Middle 50%</w:t>
-      </w:r>
-    </w:p>
-    <w:p>
-      <w:r>
-        <w:t>Standard vesting progression</w:t>
-      </w:r>
-    </w:p>
-    <w:p>
-      <w:pPr>
-        <w:rPr>
-          <w:b/>
-          <w:bCs/>
-        </w:rPr>
-      </w:pPr>
-      <w:r>
-        <w:rPr>
-          <w:b/>
-          <w:bCs/>
-        </w:rPr>
-        <w:t>Bottom 25% (but Active)</w:t>
-      </w:r>
-    </w:p>
-    <w:p>
-      <w:r>
-        <w:t>No penalty, no bonus</w:t>
-      </w:r>
-    </w:p>
-    <w:p>
-      <w:r>
-        <w:t>Only inactivity triggers vesting pause.</w:t>
-      </w:r>
-    </w:p>
-    <w:p>
-      <w:r>
-        <w:pict>
-          <v:rect id="_x0000_i1127" style="width:0;height:1.5pt" o:hralign="center" o:hrstd="t" o:hr="t" fillcolor="#a0a0a0" stroked="f"/>
-        </w:pict>
-      </w:r>
-    </w:p>
-    <w:p>
-      <w:pPr>
-        <w:rPr>
-          <w:b/>
-          <w:bCs/>
-        </w:rPr>
-      </w:pPr>
-      <w:r>
-        <w:rPr>
-          <w:b/>
-          <w:bCs/>
-        </w:rPr>
-        <w:t>8. Contribution Balance Philosophy</w:t>
-      </w:r>
-    </w:p>
-    <w:p>
-      <w:r>
-        <w:t>This system recognizes:</w:t>
-      </w:r>
-    </w:p>
-    <w:p>
-      <w:pPr>
-        <w:numPr>
-          <w:ilvl w:val="0"/>
-          <w:numId w:val="11"/>
-        </w:numPr>
-      </w:pPr>
-      <w:r>
-        <w:t>Builders</w:t>
-      </w:r>
-    </w:p>
-    <w:p>
-      <w:pPr>
-        <w:numPr>
-          <w:ilvl w:val="0"/>
-          <w:numId w:val="11"/>
-        </w:numPr>
-      </w:pPr>
-      <w:r>
-        <w:t>Thinkers</w:t>
-      </w:r>
-    </w:p>
-    <w:p>
-      <w:pPr>
-        <w:numPr>
-          <w:ilvl w:val="0"/>
-          <w:numId w:val="11"/>
-        </w:numPr>
-      </w:pPr>
-      <w:r>
-        <w:t>Strategists</w:t>
-      </w:r>
-    </w:p>
-    <w:p>
-      <w:pPr>
-        <w:numPr>
-          <w:ilvl w:val="0"/>
-          <w:numId w:val="11"/>
-        </w:numPr>
-      </w:pPr>
-      <w:r>
-        <w:t>Revenue drivers</w:t>
-      </w:r>
-    </w:p>
-    <w:p>
-      <w:pPr>
-        <w:numPr>
-          <w:ilvl w:val="0"/>
-          <w:numId w:val="11"/>
-        </w:numPr>
-      </w:pPr>
-      <w:r>
-        <w:t>Hardware engineers</w:t>
-      </w:r>
-    </w:p>
-    <w:p>
-      <w:pPr>
-        <w:numPr>
-          <w:ilvl w:val="0"/>
-          <w:numId w:val="11"/>
-        </w:numPr>
-      </w:pPr>
-      <w:r>
-        <w:t>Creative producers</w:t>
-      </w:r>
-    </w:p>
-    <w:p>
-      <w:r>
-        <w:lastRenderedPageBreak/>
-        <w:t>Different roles can earn similar points.</w:t>
-      </w:r>
-    </w:p>
-    <w:p>
-      <w:r>
-        <w:t>Engineering dominance does not override business impact.</w:t>
-      </w:r>
-    </w:p>
-    <w:p>
-      <w:r>
-        <w:pict>
-          <v:rect id="_x0000_i1128" style="width:0;height:1.5pt" o:hralign="center" o:hrstd="t" o:hr="t" fillcolor="#a0a0a0" stroked="f"/>
-        </w:pict>
-      </w:r>
-    </w:p>
-    <w:p>
-      <w:pPr>
-        <w:rPr>
-          <w:b/>
-          <w:bCs/>
-        </w:rPr>
-      </w:pPr>
-      <w:r>
-        <w:rPr>
-          <w:b/>
-          <w:bCs/>
-        </w:rPr>
         <w:t>9. Dispute Resolution</w:t>
       </w:r>
     </w:p>
@@ -1213,8 +1346,8 @@
     </w:p>
     <w:p>
       <w:r>
-        <w:pict>
-          <v:rect id="_x0000_i1129" style="width:0;height:1.5pt" o:hralign="center" o:hrstd="t" o:hr="t" fillcolor="#a0a0a0" stroked="f"/>
+        <w:pict w14:anchorId="36579B23">
+          <v:rect id="_x0000_i1039" style="width:0;height:1.5pt" o:hralign="center" o:hrstd="t" o:hr="t" fillcolor="#a0a0a0" stroked="f"/>
         </w:pict>
       </w:r>
     </w:p>
